--- a/docs/wireframes/Global_Connections_Revised_Wireframe_EN_v2.docx
+++ b/docs/wireframes/Global_Connections_Revised_Wireframe_EN_v2.docx
@@ -420,6 +420,55 @@
       </w:pPr>
       <w:r>
         <w:t xml:space="preserve">TECH: Treat authorization as a consequential action. Show an explicit confirmation state and an activity-history entry. Do not let the flow look like one-click passive earning.</w:t>
+      </w:r>
+    </w:p>
+    <w:p>
+      <w:pPr>
+        <w:pStyle w:val="Heading1"/>
+      </w:pPr>
+      <w:r>
+        <w:t xml:space="preserve">BREATHER · FULL-WIDTH PHOTO BAND</w:t>
+      </w:r>
+    </w:p>
+    <w:p>
+      <w:pPr>
+        <w:pStyle w:val="Heading2"/>
+      </w:pPr>
+      <w:r>
+        <w:t xml:space="preserve">Every project starts with your decision.</w:t>
+      </w:r>
+    </w:p>
+    <w:p>
+      <w:r>
+        <w:t xml:space="preserve">A short pause between Review, decide, authorize (04) and Gia goes to work (05): one full-width photo and one line. No heading in the page outline, no buttons, not in the header navigation.</w:t>
+      </w:r>
+    </w:p>
+    <w:p>
+      <w:r>
+        <w:rPr>
+          <w:b/>
+        </w:rPr>
+        <w:t xml:space="preserve">ON-SCREEN LINE: </w:t>
+      </w:r>
+      <w:r>
+        <w:t xml:space="preserve">Every project starts with your decision.</w:t>
+      </w:r>
+    </w:p>
+    <w:p>
+      <w:r>
+        <w:rPr>
+          <w:b/>
+          <w:color w:val="6F675F"/>
+        </w:rPr>
+        <w:t xml:space="preserve">IMAGE / UI: One warm, bright landscape photo across the full width (vista-gc: a city skyline across a river at sunset), sky in the upper third, no people, no readable text, numbers or logos. The line sits centered in the upper middle, over the sky, in the display face in champagne.</w:t>
+      </w:r>
+    </w:p>
+    <w:p>
+      <w:pPr>
+        <w:pStyle w:val="TechNote"/>
+      </w:pPr>
+      <w:r>
+        <w:t xml:space="preserve">TECH: About 100vh on desktop, about 70vh on phones. Curtain reveal: the photo stays still in the viewport while the section above slides up off it, then the next section scrolls up over it and covers it again; the photo itself never moves or scales. A light dark tint over the whole photo and a stronger dark gradient from the top edge hand over from the section above and keep the line at 3:1 contrast or more (WCAG AA, large text) while the photo stays warm and bright. The line fades in once when the band comes into view. The photo is decorative (empty alt), loads as the band approaches and has no hover parallax. Reduced-motion users see an ordinary static full-width photo with the line.</w:t>
       </w:r>
     </w:p>
     <w:p>
